--- a/Fonte_Sigilosa/대본/7부/15화_O_mapa_completo.docx
+++ b/Fonte_Sigilosa/대본/7부/15화_O_mapa_completo.docx
@@ -6685,7 +6685,7 @@
           <w:color w:val="808080"/>
           <w:sz w:val="18"/>
         </w:rPr>
-        <w:t>기억하죠. 그때부터 여러분을 연구했습니다. 존경을 담아서요.</w:t>
+        <w:t>기억하죠. 그때부터 여러분을 연구해 왔습니다. 존경을 담아서요.</w:t>
       </w:r>
     </w:p>
     <w:p>
@@ -7061,7 +7061,7 @@
           <w:rFonts w:ascii="Arial" w:hAnsi="Arial" w:eastAsia="Malgun Gothic"/>
           <w:sz w:val="19"/>
         </w:rPr>
-        <w:t>문법 3: 판결문 공문체 — 비인칭 se와 접어 전치 "Proíbe-se a Agência Lume de publicar...", "Oficie-se a Polícia Federal", 명사화 "O descumprimento configura...", "sob pena de multa" vs 거실의 구어 "Fala na língua de gente", "Quem pede pizza?".</w:t>
+        <w:t>문법 3: 판결문 공문체 — 비인칭 se와 접어 후치(ênclise) "Proíbe-se a Agência Lume de publicar...", "Oficie-se a Polícia Federal", 명사화 "O descumprimento configura...", "sob pena de multa" vs 거실의 구어 "Fala na língua de gente", "Quem pede pizza?".</w:t>
       </w:r>
     </w:p>
     <w:p>
